--- a/docs/files/f134_文雪_山东大学_商务营销方向.docx
+++ b/docs/files/f134_文雪_山东大学_商务营销方向.docx
@@ -4086,7 +4086,7 @@
                 <w:b w:val="0"/>
                 <w:sz w:val="21"/>
               </w:rPr>
-              <w:t>工具对照：必做版本用R完成，另做一版Python实现对照，同一套流程用两种工具各跑一遍</w:t>
+              <w:t>工具对照：必做版用R、另一版用Python各跑一遍同一套流程，比对两种实现的结论是否一致</w:t>
             </w:r>
           </w:p>
           <w:p>
@@ -4178,7 +4178,7 @@
                 <w:b w:val="0"/>
                 <w:sz w:val="21"/>
               </w:rPr>
-              <w:t>口径说明：缺失值与异常值的处理方式在报告里逐项写明，客群分层标准写明口径</w:t>
+              <w:t>口径说明：缺失值、异常值的处理方式与客群分层标准逐项写进报告，口径可复核</w:t>
             </w:r>
           </w:p>
         </w:tc>
@@ -4408,7 +4408,7 @@
                 <w:b/>
                 <w:sz w:val="21"/>
               </w:rPr>
-              <w:t>电商用户调研与体验分析</w:t>
+              <w:t>电商用户调研与分析</w:t>
             </w:r>
           </w:p>
         </w:tc>
@@ -6231,7 +6231,7 @@
                 <w:b w:val="0"/>
                 <w:sz w:val="21"/>
               </w:rPr>
-              <w:t>市场分析：看行业集中度与需求走势，做竞品竞店对比、搜索关键词分析，判断品类与词的空间</w:t>
+              <w:t>市场分析：评估行业集中度与需求走势，做竞品竞店对比与搜索关键词分析，判断品类与词的机会空间</w:t>
             </w:r>
           </w:p>
           <w:p>
@@ -6407,7 +6407,7 @@
                 <w:b w:val="0"/>
                 <w:sz w:val="21"/>
               </w:rPr>
-              <w:t>流量转化：把店铺交易趋势、单品流量、关键词转化与利润预测合并对照，定位转化断点</w:t>
+              <w:t>流量转化：交易趋势、单品流量、关键词转化与利润预测交叉比对，定位转化断点</w:t>
             </w:r>
           </w:p>
           <w:p>
@@ -7704,7 +7704,7 @@
                 <w:b w:val="0"/>
                 <w:sz w:val="21"/>
               </w:rPr>
-              <w:t>内容产出：8天写8篇调研新闻稿，另产出实践报告与结项PPT，团队获院级立项</w:t>
+              <w:t>内容产出：8天完成8篇调研新闻稿，另产出实践报告与结项PPT，团队获院级立项</w:t>
             </w:r>
           </w:p>
           <w:p>
@@ -7880,7 +7880,7 @@
                 <w:b w:val="0"/>
                 <w:sz w:val="21"/>
               </w:rPr>
-              <w:t>传播调研：走访哈萨克族刺绣工坊与非遗商户，调研短视频推广需求</w:t>
+              <w:t>传播调研：走访哈萨克族刺绣工坊与非遗商户，摸清短视频推广的实际需求</w:t>
             </w:r>
           </w:p>
           <w:p>
@@ -8779,7 +8779,7 @@
                 <w:b w:val="0"/>
                 <w:sz w:val="21"/>
               </w:rPr>
-              <w:t>对外对接：收集并逐份核对200+份学员申报材料，对接家长与各部门同步进度，用Excel搭分类台账，零差错</w:t>
+              <w:t>对外对接：收集并逐份核对200+份学员申报材料，台账记录提交状态供家长与各部门随时查询，零差错</w:t>
             </w:r>
           </w:p>
           <w:p>
@@ -10132,7 +10132,7 @@
                 <w:b w:val="0"/>
                 <w:sz w:val="21"/>
               </w:rPr>
-              <w:t>物资统筹：负责院级活动物资申领、出入库登记与台账记录</w:t>
+              <w:t>物资统筹：院级活动物资申领、出入库登记与台账记录，按台账记录调度物料</w:t>
             </w:r>
           </w:p>
           <w:p>
